--- a/Navsad_Alam_Resume.docx
+++ b/Navsad_Alam_Resume.docx
@@ -39,7 +39,7 @@
         <w:rPr>
           <w:sz w:val="19"/>
         </w:rPr>
-        <w:t>Delhi, India  |  +91 9643736267  |  naushad2103@gmail.com  |  linkedin.com/in/naushart</w:t>
+        <w:t>Delhi, India  |  +91 9643736267  |  naushad2103@gmail.com  |  linkedin.com/in/nnaushart</w:t>
       </w:r>
     </w:p>
     <w:p>

--- a/Navsad_Alam_Resume.docx
+++ b/Navsad_Alam_Resume.docx
@@ -40,7 +40,7 @@
           <w:szCs w:val="22"/>
           <w:rtl w:val="0"/>
         </w:rPr>
-        <w:t xml:space="preserve">Senior Interactive 3D Developer | Unreal Engine Artist</w:t>
+        <w:t xml:space="preserve">Senior Unreal Engine Artist | Interactive Visualizations</w:t>
       </w:r>
       <w:r>
         <w:rPr>
@@ -102,7 +102,7 @@
         <w:rPr>
           <w:rtl w:val="0"/>
         </w:rPr>
-        <w:t xml:space="preserve">Interactive 3D Developer and Unreal Engine Artist with over 8 years of professional experience at Opus Visual, New Delhi. Expert in building real-time architectural visualizations, interactive VR/AR applications, multiplayer systems, and custom editor tooling. Experienced in owning the pipeline from 3D assets to final deployment across PC, Oculus Quest, and web platforms (using KRPANO/3D Vista and WebGL). Specialize in writing custom editor plugins that automate repetitive workflows to accelerate production times.</w:t>
+        <w:t xml:space="preserve">Interactive Visualization and Unreal Engine Artist with over 8 years of professional experience at Opus Visual, New Delhi. Expert in building real-time architectural visualizations, interactive VR/AR applications, multiplayer systems, and custom editor tooling. Experienced in owning the pipeline from 3D assets to final deployment across PC, Oculus Quest, and web platforms (using KRPANO/3D Vista and WebGL). Specialize in writing custom editor plugins that automate repetitive workflows to accelerate production times.</w:t>
       </w:r>
     </w:p>
     <w:p>
@@ -190,7 +190,12 @@
           <w:vertAlign w:val="baseline"/>
           <w:rtl w:val="0"/>
         </w:rPr>
-        <w:t xml:space="preserve">Unreal Engine 5, Blueprints, Level Sequences, Data Assets, Custom Editor Utility Blueprints, C++ (basic)</w:t>
+        <w:t xml:space="preserve">Unreal Engine 5, Blueprints, Level Sequences, Data Assets, Custom Editor Utility Blueprints</w:t>
+      </w:r>
+      <w:r>
+        <w:rPr>
+          <w:rtl w:val="0"/>
+        </w:rPr>
       </w:r>
     </w:p>
     <w:p>
@@ -252,7 +257,12 @@
           <w:vertAlign w:val="baseline"/>
           <w:rtl w:val="0"/>
         </w:rPr>
-        <w:t xml:space="preserve">KRPANO, 3DVista, JavaScript, HTML5, CSS3, WebGL</w:t>
+        <w:t xml:space="preserve">KRPANO, 3DVista, WebGL</w:t>
+      </w:r>
+      <w:r>
+        <w:rPr>
+          <w:rtl w:val="0"/>
+        </w:rPr>
       </w:r>
     </w:p>
     <w:p>
@@ -314,7 +324,12 @@
           <w:vertAlign w:val="baseline"/>
           <w:rtl w:val="0"/>
         </w:rPr>
-        <w:t xml:space="preserve">3ds Max, Datasmith, Adobe Photoshop, Adobe Illustrator, UV Mapping, Mesh Optimization</w:t>
+        <w:t xml:space="preserve">3ds Max, Datasmith, Adobe Photoshop, Adobe Illustrator</w:t>
+      </w:r>
+      <w:r>
+        <w:rPr>
+          <w:rtl w:val="0"/>
+        </w:rPr>
       </w:r>
     </w:p>
     <w:p>
@@ -378,6 +393,11 @@
         </w:rPr>
         <w:t xml:space="preserve">Path Tracing, Ray Tracing (RTX), Lumen, HDRI Environments, lightmap baking</w:t>
       </w:r>
+      <w:r>
+        <w:rPr>
+          <w:rtl w:val="0"/>
+        </w:rPr>
+      </w:r>
     </w:p>
     <w:p>
       <w:pPr>
@@ -440,6 +460,11 @@
         </w:rPr>
         <w:t xml:space="preserve">Oculus Quest (1 &amp; 2), PC-based VR headsets (HTC Vive, Oculus Rift)</w:t>
       </w:r>
+      <w:r>
+        <w:rPr>
+          <w:rtl w:val="0"/>
+        </w:rPr>
+      </w:r>
     </w:p>
     <w:p>
       <w:pPr>
@@ -502,6 +527,11 @@
         </w:rPr>
         <w:t xml:space="preserve">Git, Firebase</w:t>
       </w:r>
+      <w:r>
+        <w:rPr>
+          <w:rtl w:val="0"/>
+        </w:rPr>
+      </w:r>
     </w:p>
     <w:p>
       <w:pPr>
@@ -629,6 +659,11 @@
         </w:rPr>
         <w:t xml:space="preserve">Built a multi-user VR training application using Blueprints. Integrated synchronized 3D organ models, interactive medical topic selection, built-in voice chat, and a tablet-controlled dashboard for instructors to manage active sessions in real-time.</w:t>
       </w:r>
+      <w:r>
+        <w:rPr>
+          <w:rtl w:val="0"/>
+        </w:rPr>
+      </w:r>
     </w:p>
     <w:p>
       <w:pPr>
@@ -691,6 +726,11 @@
         </w:rPr>
         <w:t xml:space="preserve">Developed a progressive, 3-stage gamified training simulator for agricultural students. Coded a custom scoring and assessment engine that tracks errors and evaluates performance metrics.</w:t>
       </w:r>
+      <w:r>
+        <w:rPr>
+          <w:rtl w:val="0"/>
+        </w:rPr>
+      </w:r>
     </w:p>
     <w:p>
       <w:pPr>
@@ -753,6 +793,11 @@
         </w:rPr>
         <w:t xml:space="preserve">Developed a collaborative design review application with material swapping (flooring, cabinetry, finishes), a real-time mini-map/floor plan viewer, and presenter controls (group teleportation) for client presentations.</w:t>
       </w:r>
+      <w:r>
+        <w:rPr>
+          <w:rtl w:val="0"/>
+        </w:rPr>
+      </w:r>
     </w:p>
     <w:p>
       <w:pPr>
@@ -815,6 +860,11 @@
         </w:rPr>
         <w:t xml:space="preserve">Created a high-fidelity real-time configurator for Karsan buses. Implemented real-time paint, trim, and material configuration using RTX ray tracing and designed a seamless transition into a driveable physics simulation.</w:t>
       </w:r>
+      <w:r>
+        <w:rPr>
+          <w:rtl w:val="0"/>
+        </w:rPr>
+      </w:r>
     </w:p>
     <w:p>
       <w:pPr>
@@ -877,6 +927,11 @@
         </w:rPr>
         <w:t xml:space="preserve">Handled scene layout, lighting setup, and material assignments from scratch using Unreal Engine 5's Path Tracer for final renders and Lumen for real-time previewing.</w:t>
       </w:r>
+      <w:r>
+        <w:rPr>
+          <w:rtl w:val="0"/>
+        </w:rPr>
+      </w:r>
     </w:p>
     <w:p>
       <w:pPr>
@@ -939,6 +994,11 @@
         </w:rPr>
         <w:t xml:space="preserve">Wrote an editor utility script that auto-populates window and ceiling light sources (Rect and Spot lights) onto selected mesh actors via right-click context menu, reducing manual placement time by ~80%.</w:t>
       </w:r>
+      <w:r>
+        <w:rPr>
+          <w:rtl w:val="0"/>
+        </w:rPr>
+      </w:r>
     </w:p>
     <w:p>
       <w:pPr>
@@ -1001,6 +1061,11 @@
         </w:rPr>
         <w:t xml:space="preserve">Developed an editor tool that automatically sets up Level Sequences and camera arrays to batch-render 360-degree panoramas and still shots with a single click.</w:t>
       </w:r>
+      <w:r>
+        <w:rPr>
+          <w:rtl w:val="0"/>
+        </w:rPr>
+      </w:r>
     </w:p>
     <w:p>
       <w:pPr>
@@ -1063,6 +1128,11 @@
         </w:rPr>
         <w:t xml:space="preserve">Programmed a utility tool that cross-references a material database sheet, matches asset names in the content browser, and replaces materials across thousands of selected static meshes instantly.</w:t>
       </w:r>
+      <w:r>
+        <w:rPr>
+          <w:rtl w:val="0"/>
+        </w:rPr>
+      </w:r>
     </w:p>
     <w:p>
       <w:pPr>
@@ -1125,6 +1195,11 @@
         </w:rPr>
         <w:t xml:space="preserve">Engineered a web-based 3D Gaussian Splatting viewer with real-time viewport optimization for smooth navigation.</w:t>
       </w:r>
+      <w:r>
+        <w:rPr>
+          <w:rtl w:val="0"/>
+        </w:rPr>
+      </w:r>
     </w:p>
     <w:p>
       <w:pPr>
@@ -1187,6 +1262,11 @@
         </w:rPr>
         <w:t xml:space="preserve">Built AI-assisted interactive planning tools and 2D floor plan layout explorers using WebGL, JavaScript, and Firebase to synchronize data instantly.</w:t>
       </w:r>
+      <w:r>
+        <w:rPr>
+          <w:rtl w:val="0"/>
+        </w:rPr>
+      </w:r>
     </w:p>
     <w:p>
       <w:pPr>
@@ -1228,7 +1308,7 @@
           <w:vertAlign w:val="baseline"/>
           <w:rtl w:val="0"/>
         </w:rPr>
-        <w:t xml:space="preserve">KRPANO Panoramic Tours: </w:t>
+        <w:t xml:space="preserve">Panoramic Tours: </w:t>
       </w:r>
       <w:r>
         <w:rPr>
@@ -1247,7 +1327,12 @@
           <w:vertAlign w:val="baseline"/>
           <w:rtl w:val="0"/>
         </w:rPr>
-        <w:t xml:space="preserve">Authored custom XML and UI interfaces for interactive 360-degree virtual walkthroughs deployed on the web.</w:t>
+        <w:t xml:space="preserve">Authored custom XML and UI interfaces  for interactive 360-degree virtual walkthroughs deployed on the web.</w:t>
+      </w:r>
+      <w:r>
+        <w:rPr>
+          <w:rtl w:val="0"/>
+        </w:rPr>
       </w:r>
     </w:p>
     <w:p>
